--- a/docs/guide_developpement.docx
+++ b/docs/guide_developpement.docx
@@ -82,7 +82,7 @@
           <w:sz w:val="24"/>
           <w:szCs w:val="24"/>
         </w:rPr>
-        <w:t xml:space="preserve">L'application suit le modèle MVC. La règle qui gouverne tout le reste est la suivante : les entités ne contiennent que leur structure, les services portent les traitements, les vues affichent, les contrôleurs enchaînent.</w:t>
+        <w:t>L'application suit une architecture en couches : presentation, application, domain et infrastructure. La règle qui gouverne tout le reste est la suivante : les entités ne contiennent que leur structure, les services portent les traitements et les règles, les vues affichent, les contrôleurs enchaînent les appels. Les services renvoient des DTO, jamais les entités du domaine.</w:t>
       </w:r>
     </w:p>
     <w:p>
@@ -131,7 +131,7 @@
           <w:sz w:val="18"/>
           <w:szCs w:val="18"/>
         </w:rPr>
-        <w:t xml:space="preserve">porte-monnaie/</w:t>
+        <w:t>porte-monnaie/</w:t>
       </w:r>
     </w:p>
     <w:p>
@@ -173,7 +173,7 @@
           <w:sz w:val="18"/>
           <w:szCs w:val="18"/>
         </w:rPr>
-        <w:t xml:space="preserve">    modele/</w:t>
+        <w:t xml:space="preserve">    presentation/</w:t>
       </w:r>
     </w:p>
     <w:p>
@@ -187,7 +187,7 @@
           <w:sz w:val="18"/>
           <w:szCs w:val="18"/>
         </w:rPr>
-        <w:t xml:space="preserve">      entite/        Portefeuille, Transaction, Epargne, MouvementEpargne</w:t>
+        <w:t xml:space="preserve">      controller/       ControleurPortefeuille, ControleurTransaction,</w:t>
       </w:r>
     </w:p>
     <w:p>
@@ -201,7 +201,7 @@
           <w:sz w:val="18"/>
           <w:szCs w:val="18"/>
         </w:rPr>
-        <w:t xml:space="preserve">      enumeration/   TypeTransaction, Categorie, SensMouvement</w:t>
+        <w:t xml:space="preserve">                        ControleurEpargne, ControleurCategorie,</w:t>
       </w:r>
     </w:p>
     <w:p>
@@ -215,7 +215,7 @@
           <w:sz w:val="18"/>
           <w:szCs w:val="18"/>
         </w:rPr>
-        <w:t xml:space="preserve">      service/       ServicePortefeuille, ServiceTransaction, ServiceEpargne,</w:t>
+        <w:t xml:space="preserve">                        ControleurStatistique</w:t>
       </w:r>
     </w:p>
     <w:p>
@@ -229,7 +229,7 @@
           <w:sz w:val="18"/>
           <w:szCs w:val="18"/>
         </w:rPr>
-        <w:t xml:space="preserve">                     ServiceCategorie, ServiceStatistique, CalculEpargne</w:t>
+        <w:t xml:space="preserve">      view/             VueConsole, VuePrincipale, VueTransaction,</w:t>
       </w:r>
     </w:p>
     <w:p>
@@ -243,7 +243,7 @@
           <w:sz w:val="18"/>
           <w:szCs w:val="18"/>
         </w:rPr>
-        <w:t xml:space="preserve">      persistance/   GestionnaireFichier</w:t>
+        <w:t xml:space="preserve">                        VueEpargne, VueCategorie, VueStatistique</w:t>
       </w:r>
     </w:p>
     <w:p>
@@ -257,7 +257,7 @@
           <w:sz w:val="18"/>
           <w:szCs w:val="18"/>
         </w:rPr>
-        <w:t xml:space="preserve">      exception/     ErreurSauvegardeException, ErreurChargementException</w:t>
+        <w:t xml:space="preserve">    application/</w:t>
       </w:r>
     </w:p>
     <w:p>
@@ -271,7 +271,7 @@
           <w:sz w:val="18"/>
           <w:szCs w:val="18"/>
         </w:rPr>
-        <w:t xml:space="preserve">    vue/             VueConsole, VuePrincipale, VueTransaction,</w:t>
+        <w:t xml:space="preserve">      service/</w:t>
       </w:r>
     </w:p>
     <w:p>
@@ -285,7 +285,7 @@
           <w:sz w:val="18"/>
           <w:szCs w:val="18"/>
         </w:rPr>
-        <w:t xml:space="preserve">                     VueEpargne, VueCategorie, VueStatistique</w:t>
+        <w:t xml:space="preserve">        interfaces/     IServiceTransaction, IServiceEpargne,</w:t>
       </w:r>
     </w:p>
     <w:p>
@@ -299,7 +299,7 @@
           <w:sz w:val="18"/>
           <w:szCs w:val="18"/>
         </w:rPr>
-        <w:t xml:space="preserve">    controleur/      ControleurPrincipal, ControleurTransaction,</w:t>
+        <w:t xml:space="preserve">                        IServiceCategorie, IServiceStatistique, IServiceSolde</w:t>
       </w:r>
     </w:p>
     <w:p>
@@ -313,7 +313,7 @@
           <w:sz w:val="18"/>
           <w:szCs w:val="18"/>
         </w:rPr>
-        <w:t xml:space="preserve">                     ControleurEpargne, ControleurCategorie,</w:t>
+        <w:t xml:space="preserve">        implementation/ ServicePortefeuille, ServiceTransaction,</w:t>
       </w:r>
     </w:p>
     <w:p>
@@ -327,7 +327,7 @@
           <w:sz w:val="18"/>
           <w:szCs w:val="18"/>
         </w:rPr>
-        <w:t xml:space="preserve">                     ControleurStatistique</w:t>
+        <w:t xml:space="preserve">                        ServiceEpargne, ServiceCategorie,</w:t>
       </w:r>
     </w:p>
     <w:p>
@@ -341,7 +341,7 @@
           <w:sz w:val="18"/>
           <w:szCs w:val="18"/>
         </w:rPr>
-        <w:t xml:space="preserve">  lib/               gson-x.y.z.jar</w:t>
+        <w:t xml:space="preserve">                        ServiceStatistique, ServiceSolde, CalculEpargne</w:t>
       </w:r>
     </w:p>
     <w:p>
@@ -355,7 +355,175 @@
           <w:sz w:val="18"/>
           <w:szCs w:val="18"/>
         </w:rPr>
-        <w:t xml:space="preserve">  docs/              journal-developpement.md</w:t>
+        <w:t xml:space="preserve">      dto/              TransactionDTO, ObjectifDTO, MouvementDTO,</w:t>
+      </w:r>
+    </w:p>
+    <w:p>
+      <w:pPr>
+        <w:spacing w:after="0" w:before="0" w:line="240" w:lineRule="auto"/>
+        <w:ind w:left="340"/>
+      </w:pPr>
+      <w:r>
+        <w:rPr>
+          <w:rFonts w:ascii="Courier New" w:cs="Courier New" w:eastAsia="Courier New" w:hAnsi="Courier New"/>
+          <w:sz w:val="18"/>
+          <w:szCs w:val="18"/>
+        </w:rPr>
+        <w:t xml:space="preserve">                        StatistiqueDTO</w:t>
+      </w:r>
+    </w:p>
+    <w:p>
+      <w:pPr>
+        <w:spacing w:after="0" w:before="0" w:line="240" w:lineRule="auto"/>
+        <w:ind w:left="340"/>
+      </w:pPr>
+      <w:r>
+        <w:rPr>
+          <w:rFonts w:ascii="Courier New" w:cs="Courier New" w:eastAsia="Courier New" w:hAnsi="Courier New"/>
+          <w:sz w:val="18"/>
+          <w:szCs w:val="18"/>
+        </w:rPr>
+        <w:t xml:space="preserve">    domain/</w:t>
+      </w:r>
+    </w:p>
+    <w:p>
+      <w:pPr>
+        <w:spacing w:after="0" w:before="0" w:line="240" w:lineRule="auto"/>
+        <w:ind w:left="340"/>
+      </w:pPr>
+      <w:r>
+        <w:rPr>
+          <w:rFonts w:ascii="Courier New" w:cs="Courier New" w:eastAsia="Courier New" w:hAnsi="Courier New"/>
+          <w:sz w:val="18"/>
+          <w:szCs w:val="18"/>
+        </w:rPr>
+        <w:t xml:space="preserve">      entity/           Portefeuille, Transaction, Epargne, MouvementEpargne</w:t>
+      </w:r>
+    </w:p>
+    <w:p>
+      <w:pPr>
+        <w:spacing w:after="0" w:before="0" w:line="240" w:lineRule="auto"/>
+        <w:ind w:left="340"/>
+      </w:pPr>
+      <w:r>
+        <w:rPr>
+          <w:rFonts w:ascii="Courier New" w:cs="Courier New" w:eastAsia="Courier New" w:hAnsi="Courier New"/>
+          <w:sz w:val="18"/>
+          <w:szCs w:val="18"/>
+        </w:rPr>
+        <w:t xml:space="preserve">      enumeration/      TypeTransaction, Categorie, SensMouvement</w:t>
+      </w:r>
+    </w:p>
+    <w:p>
+      <w:pPr>
+        <w:spacing w:after="0" w:before="0" w:line="240" w:lineRule="auto"/>
+        <w:ind w:left="340"/>
+      </w:pPr>
+      <w:r>
+        <w:rPr>
+          <w:rFonts w:ascii="Courier New" w:cs="Courier New" w:eastAsia="Courier New" w:hAnsi="Courier New"/>
+          <w:sz w:val="18"/>
+          <w:szCs w:val="18"/>
+        </w:rPr>
+        <w:t xml:space="preserve">    infrastructure/</w:t>
+      </w:r>
+    </w:p>
+    <w:p>
+      <w:pPr>
+        <w:spacing w:after="0" w:before="0" w:line="240" w:lineRule="auto"/>
+        <w:ind w:left="340"/>
+      </w:pPr>
+      <w:r>
+        <w:rPr>
+          <w:rFonts w:ascii="Courier New" w:cs="Courier New" w:eastAsia="Courier New" w:hAnsi="Courier New"/>
+          <w:sz w:val="18"/>
+          <w:szCs w:val="18"/>
+        </w:rPr>
+        <w:t xml:space="preserve">      persistence/      PortefeuilleRepository, GestionnairePostgreSQL,</w:t>
+      </w:r>
+    </w:p>
+    <w:p>
+      <w:pPr>
+        <w:spacing w:after="0" w:before="0" w:line="240" w:lineRule="auto"/>
+        <w:ind w:left="340"/>
+      </w:pPr>
+      <w:r>
+        <w:rPr>
+          <w:rFonts w:ascii="Courier New" w:cs="Courier New" w:eastAsia="Courier New" w:hAnsi="Courier New"/>
+          <w:sz w:val="18"/>
+          <w:szCs w:val="18"/>
+        </w:rPr>
+        <w:t xml:space="preserve">                        ConnexionBaseDeDonnees</w:t>
+      </w:r>
+    </w:p>
+    <w:p>
+      <w:pPr>
+        <w:spacing w:after="0" w:before="0" w:line="240" w:lineRule="auto"/>
+        <w:ind w:left="340"/>
+      </w:pPr>
+      <w:r>
+        <w:rPr>
+          <w:rFonts w:ascii="Courier New" w:cs="Courier New" w:eastAsia="Courier New" w:hAnsi="Courier New"/>
+          <w:sz w:val="18"/>
+          <w:szCs w:val="18"/>
+        </w:rPr>
+        <w:t xml:space="preserve">    exception/          ErreurSauvegardeException, ErreurChargementException</w:t>
+      </w:r>
+    </w:p>
+    <w:p>
+      <w:pPr>
+        <w:spacing w:after="0" w:before="0" w:line="240" w:lineRule="auto"/>
+        <w:ind w:left="340"/>
+      </w:pPr>
+      <w:r>
+        <w:rPr>
+          <w:rFonts w:ascii="Courier New" w:cs="Courier New" w:eastAsia="Courier New" w:hAnsi="Courier New"/>
+          <w:sz w:val="18"/>
+          <w:szCs w:val="18"/>
+        </w:rPr>
+        <w:t xml:space="preserve">  lib/                  postgresql-x.y.z.jar</w:t>
+      </w:r>
+    </w:p>
+    <w:p>
+      <w:pPr>
+        <w:spacing w:after="0" w:before="0" w:line="240" w:lineRule="auto"/>
+        <w:ind w:left="340"/>
+      </w:pPr>
+      <w:r>
+        <w:rPr>
+          <w:rFonts w:ascii="Courier New" w:cs="Courier New" w:eastAsia="Courier New" w:hAnsi="Courier New"/>
+          <w:sz w:val="18"/>
+          <w:szCs w:val="18"/>
+        </w:rPr>
+        <w:t xml:space="preserve">  sql/                  schema.sql</w:t>
+      </w:r>
+    </w:p>
+    <w:p>
+      <w:pPr>
+        <w:spacing w:after="0" w:before="0" w:line="240" w:lineRule="auto"/>
+        <w:ind w:left="340"/>
+      </w:pPr>
+      <w:r>
+        <w:rPr>
+          <w:rFonts w:ascii="Courier New" w:cs="Courier New" w:eastAsia="Courier New" w:hAnsi="Courier New"/>
+          <w:sz w:val="18"/>
+          <w:szCs w:val="18"/>
+        </w:rPr>
+        <w:t xml:space="preserve">  docs/                 journal-developpement.md</w:t>
+      </w:r>
+    </w:p>
+    <w:p>
+      <w:pPr>
+        <w:spacing w:after="0" w:before="0" w:line="240" w:lineRule="auto"/>
+        <w:ind w:left="340"/>
+      </w:pPr>
+      <w:r>
+        <w:rPr>
+          <w:rFonts w:ascii="Courier New" w:cs="Courier New" w:eastAsia="Courier New" w:hAnsi="Courier New"/>
+          <w:sz w:val="18"/>
+          <w:szCs w:val="18"/>
+        </w:rPr>
+        <w:t xml:space="preserve">  docker-compose.yml</w:t>
       </w:r>
     </w:p>
     <w:p>
@@ -369,7 +537,7 @@
           <w:sz w:val="18"/>
           <w:szCs w:val="18"/>
         </w:rPr>
-        <w:t xml:space="preserve">  portefeuille.json</w:t>
+        <w:t xml:space="preserve">  db.properties         (non versionné)</w:t>
       </w:r>
     </w:p>
     <w:p>
@@ -731,7 +899,7 @@
           <w:sz w:val="24"/>
           <w:szCs w:val="24"/>
         </w:rPr>
-        <w:t xml:space="preserve">Les entités ne contiennent que des attributs privés, un constructeur, des getters, des setters, et les contrôles de validité portant sur leurs propres champs. Aucun calcul, aucun parcours de liste.</w:t>
+        <w:t>Les entités ne contiennent que des attributs privés, un constructeur, des getters et des setters. Aucune validation, aucun calcul, aucun parcours de liste : tout est porté par les services. Une entité ne se protège donc plus elle-même contre un état invalide, et la garantie devient conventionnelle — on ne construit jamais une entité ailleurs que dans son service. C'est le compromis assumé du modèle de domaine anémique.</w:t>
       </w:r>
     </w:p>
     <w:p>
@@ -1347,7 +1515,7 @@
           <w:sz w:val="24"/>
           <w:szCs w:val="24"/>
         </w:rPr>
-        <w:t xml:space="preserve">Le constructeur et les setters valident leurs arguments et lèvent une IllegalArgumentException si le montant est nul ou négatif, si la date est dans le futur, ou si la catégorie ne correspond pas au type. Ces contrôles restent dans l'entité : ils ne dépendent que de ses propres champs, et les placer ailleurs laisserait la possibilité de construire une transaction invalide.</w:t>
+        <w:t>Les contrôles de validité sont dans ServiceTransaction, au moment où il construit ou modifie l'entité : montant strictement positif, date jamais postérieure au jour, catégorie du même type que la transaction, description jamais nulle. L'entité, elle, se contente d'assigner ses champs.</w:t>
       </w:r>
     </w:p>
     <w:p>
@@ -3117,7 +3285,7 @@
           <w:sz w:val="24"/>
           <w:szCs w:val="24"/>
         </w:rPr>
-        <w:t xml:space="preserve">C'est le pivot. Il détient l'objet Portefeuille et le GestionnaireFichier, et il a exactement trois responsabilités : détenir, calculer ce qui traverse tout le portefeuille, et sauvegarder.</w:t>
+        <w:t>C'est le pivot de l'accès aux données. Il détient l'objet Portefeuille en mémoire et le dépôt de persistance, et il a deux responsabilités : détenir, et relayer chaque écriture vers la base. Le calcul du solde a été extrait dans ServiceSolde, afin que les contrôleurs qui n'ont besoin que d'une valeur ne dépendent pas de la classe qui écrit en base.</w:t>
       </w:r>
     </w:p>
     <w:p>
@@ -3216,7 +3384,7 @@
           <w:sz w:val="24"/>
           <w:szCs w:val="24"/>
         </w:rPr>
-        <w:t xml:space="preserve">Point d'écriture unique de toute l'application. Les autres services l'appellent après chaque opération validée. Un seul point d'écriture signifie qu'une évolution de la sauvegarde ne se traite qu'à un seul endroit.</w:t>
+        <w:t>Huit méthodes enregistrerXxx() relaient chaque opération vers PortefeuilleRepository : ajout, modification et suppression d'une opération, création et suppression d'un objectif, ajout d'un mouvement, activation et désactivation d'une catégorie. Un seul point de passage vers la persistance, donc un seul endroit à modifier si le stockage change.</w:t>
       </w:r>
     </w:p>
     <w:p>
@@ -3845,7 +4013,7 @@
           <w:sz w:val="32"/>
           <w:szCs w:val="32"/>
         </w:rPr>
-        <w:t xml:space="preserve">6. GestionnaireFichier</w:t>
+        <w:t>6. La persistance PostgreSQL</w:t>
       </w:r>
     </w:p>
     <w:p>
@@ -3863,7 +4031,7 @@
           <w:sz w:val="24"/>
           <w:szCs w:val="24"/>
         </w:rPr>
-        <w:t xml:space="preserve">Seule classe qui touche au disque. Elle convertit le portefeuille en JSON et inversement.</w:t>
+        <w:t>Trois classes composent la couche de persistance. PortefeuilleRepository est l'interface que le métier connaît. GestionnairePostgreSQL l'implémente en JDBC. ConnexionBaseDeDonnees ouvre la connexion à partir de paramètres lus dans un fichier non versionné, jamais écrits en dur dans le code.</w:t>
       </w:r>
     </w:p>
     <w:p>
@@ -3878,7 +4046,7 @@
           <w:sz w:val="19"/>
           <w:szCs w:val="19"/>
         </w:rPr>
-        <w:t xml:space="preserve">public void sauvegarder(Portefeuille p)</w:t>
+        <w:t>Portefeuille charger()</w:t>
       </w:r>
     </w:p>
     <w:p>
@@ -3896,7 +4064,7 @@
           <w:sz w:val="24"/>
           <w:szCs w:val="24"/>
         </w:rPr>
-        <w:t xml:space="preserve">Écrit d'abord dans un fichier temporaire, puis renomme vers portefeuille.json. Une coupure en pleine écriture ne peut donc jamais laisser le fichier à moitié écrit : soit l'ancien contenu est intact, soit le nouveau est complet.</w:t>
+        <w:t>Lit les quatre tables au démarrage et reconstruit le portefeuille en mémoire. C'est la seule lecture globale de l'application : tout le reste passe par des écritures ciblées.</w:t>
       </w:r>
     </w:p>
     <w:p>
@@ -3911,7 +4079,7 @@
           <w:sz w:val="19"/>
           <w:szCs w:val="19"/>
         </w:rPr>
-        <w:t xml:space="preserve">public Portefeuille charger()</w:t>
+        <w:t>int ajouterTransaction(...)   void supprimerTransaction(int id)</w:t>
       </w:r>
     </w:p>
     <w:p>
@@ -3929,7 +4097,7 @@
           <w:sz w:val="24"/>
           <w:szCs w:val="24"/>
         </w:rPr>
-        <w:t xml:space="preserve">Doit traiter quatre cas et toujours renvoyer un portefeuille exploitable : fichier absent au premier lancement, fichier vide, JSON malformé, et listes à null après désérialisation.</w:t>
+        <w:t>Chaque mutation a sa méthode, au lieu d'une sauvegarde globale. Réécrire toutes les tables à chaque ajout d'une opération ferait grossir chaque écriture avec la taille de l'historique. Les méthodes d'ajout renvoient l'identifiant généré par la base, obtenu par la clause RETURNING id.</w:t>
       </w:r>
     </w:p>
     <w:p>
@@ -3947,7 +4115,7 @@
           <w:sz w:val="24"/>
           <w:szCs w:val="24"/>
         </w:rPr>
-        <w:t xml:space="preserve">Lecture et écriture en UTF-8 explicite, sans quoi les accents deviennent illisibles sur une autre machine.</w:t>
+        <w:t>L'ordre d'écriture a été inversé par rapport au stockage en fichier : on persiste d'abord, on met à jour la mémoire ensuite. Si l'écriture échoue, rien n'a été modifié nulle part — il n'y a plus d'écart possible entre la mémoire et la base, donc plus besoin de proposer une nouvelle tentative.</w:t>
       </w:r>
     </w:p>
     <w:p>
@@ -3965,21 +4133,21 @@
           <w:sz w:val="24"/>
           <w:szCs w:val="24"/>
         </w:rPr>
-        <w:t xml:space="preserve">Point technique important : Gson ne sait pas convertir LocalDate sans aide. Il faut enregistrer un adaptateur au moment de construire l'objet Gson.</w:t>
-      </w:r>
-    </w:p>
-    <w:p>
-      <w:pPr>
-        <w:spacing w:after="0" w:before="120" w:line="240" w:lineRule="auto"/>
-        <w:ind w:left="340"/>
-      </w:pPr>
-      <w:r>
-        <w:rPr>
-          <w:rFonts w:ascii="Courier New" w:cs="Courier New" w:eastAsia="Courier New" w:hAnsi="Courier New"/>
-          <w:sz w:val="18"/>
-          <w:szCs w:val="18"/>
-        </w:rPr>
-        <w:t xml:space="preserve">Gson gson = new GsonBuilder()</w:t>
+        <w:t>Quatre règles techniques ne sont jamais négociables dans cette couche.</w:t>
+      </w:r>
+    </w:p>
+    <w:p>
+      <w:pPr>
+        <w:spacing w:after="0" w:before="160" w:line="240" w:lineRule="auto"/>
+        <w:ind w:left="340"/>
+      </w:pPr>
+      <w:r>
+        <w:rPr>
+          <w:rFonts w:ascii="Courier New" w:cs="Courier New" w:eastAsia="Courier New" w:hAnsi="Courier New"/>
+          <w:sz w:val="18"/>
+          <w:szCs w:val="18"/>
+        </w:rPr>
+        <w:t>PreparedStatement pstmt = connexion.prepareStatement(</w:t>
       </w:r>
     </w:p>
     <w:p>
@@ -3993,7 +4161,7 @@
           <w:sz w:val="18"/>
           <w:szCs w:val="18"/>
         </w:rPr>
-        <w:t xml:space="preserve">        .registerTypeAdapter(LocalDate.class, monAdaptateur)</w:t>
+        <w:t xml:space="preserve">        "INSERT INTO transaction_financiere (montant, type, categorie, "</w:t>
       </w:r>
     </w:p>
     <w:p>
@@ -4007,7 +4175,21 @@
           <w:sz w:val="18"/>
           <w:szCs w:val="18"/>
         </w:rPr>
-        <w:t xml:space="preserve">        .setPrettyPrinting()</w:t>
+        <w:t xml:space="preserve">      + "date_op, description) VALUES (?, ?, ?, ?, ?) RETURNING id");</w:t>
+      </w:r>
+    </w:p>
+    <w:p>
+      <w:pPr>
+        <w:spacing w:after="0" w:before="0" w:line="240" w:lineRule="auto"/>
+        <w:ind w:left="340"/>
+      </w:pPr>
+      <w:r>
+        <w:rPr>
+          <w:rFonts w:ascii="Courier New" w:cs="Courier New" w:eastAsia="Courier New" w:hAnsi="Courier New"/>
+          <w:sz w:val="18"/>
+          <w:szCs w:val="18"/>
+        </w:rPr>
+        <w:t>pstmt.setDouble(1, montant);</w:t>
       </w:r>
     </w:p>
     <w:p>
@@ -4021,7 +4203,7 @@
           <w:sz w:val="18"/>
           <w:szCs w:val="18"/>
         </w:rPr>
-        <w:t xml:space="preserve">        .create();</w:t>
+        <w:t>pstmt.setString(2, type.name());</w:t>
       </w:r>
     </w:p>
     <w:p>
@@ -4039,7 +4221,7 @@
           <w:sz w:val="24"/>
           <w:szCs w:val="24"/>
         </w:rPr>
-        <w:t xml:space="preserve">Trois comportements de Gson sont à connaître. Il lit les champs et non les getters, donc les valeurs calculées n'apparaissent pas dans le JSON, ce qui est voulu. Il ne passe pas par les constructeurs à la désérialisation, donc les validations sont contournées au chargement. Enfin, un champ absent du JSON reste à sa valeur par défaut, d'où la nécessité de traiter les listes à null.</w:t>
+        <w:t>Toujours des requêtes préparées, jamais de SQL construit par concaténation de chaînes : c'est ce qui protège de l'injection SQL. Toujours un try-with-resources, pour que connexions et résultats soient refermés même en cas d'erreur. Toujours java.sql.Date.valueOf pour convertir une LocalDate, jamais une chaîne formatée à la main. Et toute SQLException est traduite en ErreurChargementException ou ErreurSauvegardeException : aucun message SQL brut ne doit atteindre l'utilisateur.</w:t>
       </w:r>
     </w:p>
     <w:p>
@@ -4954,7 +5136,7 @@
                 <w:sz w:val="24"/>
                 <w:szCs w:val="24"/>
               </w:rPr>
-              <w:t xml:space="preserve">GestionnaireFichier, adaptateur LocalDate, sauvegarde atomique</w:t>
+              <w:t>PortefeuilleRepository, GestionnairePostgreSQL, schéma SQL et Docker</w:t>
             </w:r>
           </w:p>
         </w:tc>
@@ -4980,7 +5162,7 @@
                 <w:sz w:val="24"/>
                 <w:szCs w:val="24"/>
               </w:rPr>
-              <w:t xml:space="preserve">Les données sont retrouvées au relancement</w:t>
+              <w:t>Les données sont retrouvées au relancement, et visibles dans pgAdmin</w:t>
             </w:r>
           </w:p>
         </w:tc>
@@ -5130,7 +5312,7 @@
           <w:sz w:val="18"/>
           <w:szCs w:val="18"/>
         </w:rPr>
-        <w:t xml:space="preserve">grep -rn "import modele.service" src/vue/</w:t>
+        <w:t>grep -rn "import application.service.implementation" src/presentation/</w:t>
       </w:r>
     </w:p>
     <w:p>
@@ -5144,7 +5326,7 @@
           <w:sz w:val="18"/>
           <w:szCs w:val="18"/>
         </w:rPr>
-        <w:t xml:space="preserve">grep -rn "import vue\.\|import controleur\." src/modele/</w:t>
+        <w:t>grep -rn "import presentation\." src/domain/ src/application/ src/infrastructure/</w:t>
       </w:r>
     </w:p>
     <w:p>
@@ -5162,7 +5344,7 @@
           <w:sz w:val="24"/>
           <w:szCs w:val="24"/>
         </w:rPr>
-        <w:t xml:space="preserve">Les deux doivent ne rien renvoyer. La première vérifie qu'aucune vue n'appelle un service, la seconde qu'aucune classe du modèle ne connaît la présentation.</w:t>
+        <w:t>Les deux doivent ne rien renvoyer. La première vérifie qu'aucune vue n'appelle directement une implémentation de service, la seconde qu'aucune classe du modèle ne connaît la présentation.</w:t>
       </w:r>
     </w:p>
     <w:p>
